--- a/exports/漂浮方舟_舱体消杀_现机可写点.docx
+++ b/exports/漂浮方舟_舱体消杀_现机可写点.docx
@@ -24,7 +24,53 @@
           <w:b w:val="0"/>
           <w:color w:val="555555"/>
         </w:rPr>
-        <w:t>仅内部 · 未公开。不是正式法律意见。 余光那件按用户判定暂停，不写。 现机前提：关门但有通气孔；臭氧接到液体；无光催化涂层；排空后自来水冲壁不结盐；舱内有紫外灯管；回填前无臭氧探头；不要先做实验。</w:t>
+        <w:t xml:space="preserve">仅内部 · 未公开。不是正式法律意见。 余光那件按用户判定暂停，不写。 现机前提：关门但有通气孔；臭氧接到液体；无光催化涂层；排空后自来水冲壁不结盐；舱内有紫外灯管；回填前无臭氧探头；不要先做实验。 </w:t>
+      </w:r>
+      <w:r>
+        <w:rPr>
+          <w:rFonts w:ascii="微软雅黑" w:hAnsi="微软雅黑" w:eastAsia="微软雅黑"/>
+          <w:b/>
+          <w:color w:val="555555"/>
+        </w:rPr>
+        <w:t>2026-09-06 后续：</w:t>
+      </w:r>
+      <w:r>
+        <w:rPr>
+          <w:rFonts w:ascii="微软雅黑" w:hAnsi="微软雅黑" w:eastAsia="微软雅黑"/>
+          <w:b w:val="0"/>
+          <w:color w:val="555555"/>
+        </w:rPr>
+        <w:t xml:space="preserve"> 用户愿意改机器。本篇现机结论仍成立。改机后怎么写，见 </w:t>
+      </w:r>
+      <w:r>
+        <w:rPr>
+          <w:rFonts w:ascii="微软雅黑" w:hAnsi="微软雅黑" w:eastAsia="微软雅黑"/>
+          <w:color w:val="555555"/>
+        </w:rPr>
+        <w:t>舱体消杀-改机撰写方案.md</w:t>
+      </w:r>
+      <w:r>
+        <w:rPr>
+          <w:rFonts w:ascii="微软雅黑" w:hAnsi="微软雅黑" w:eastAsia="微软雅黑"/>
+          <w:b w:val="0"/>
+          <w:color w:val="555555"/>
+        </w:rPr>
+        <w:t xml:space="preserve"> 与 </w:t>
+      </w:r>
+      <w:r>
+        <w:rPr>
+          <w:rFonts w:ascii="微软雅黑" w:hAnsi="微软雅黑" w:eastAsia="微软雅黑"/>
+          <w:color w:val="555555"/>
+        </w:rPr>
+        <w:t>交底书-空舱气相消杀-改机.md</w:t>
+      </w:r>
+      <w:r>
+        <w:rPr>
+          <w:rFonts w:ascii="微软雅黑" w:hAnsi="微软雅黑" w:eastAsia="微软雅黑"/>
+          <w:b w:val="0"/>
+          <w:color w:val="555555"/>
+        </w:rPr>
+        <w:t>。</w:t>
       </w:r>
     </w:p>
     <w:p>
